--- a/resources/templates/PS1 Producer Statement.docx
+++ b/resources/templates/PS1 Producer Statement.docx
@@ -1975,6 +1975,15 @@
                 <w:lang w:val="en-AU"/>
               </w:rPr>
             </w:pPr>
+            <w:r>
+              <w:rPr>
+                <w:rFonts w:hint="eastAsia"/>
+                <w:sz w:val="18"/>
+                <w:szCs w:val="18"/>
+                <w:lang w:val="en-AU"/>
+              </w:rPr>
+              <w:t>{{</w:t>
+            </w:r>
             <w:proofErr w:type="spellStart"/>
             <w:r>
               <w:rPr>
@@ -1983,7 +1992,7 @@
                 <w:szCs w:val="18"/>
                 <w:lang w:val="en-AU"/>
               </w:rPr>
-              <w:t>Engsolution</w:t>
+              <w:t>site_verfication</w:t>
             </w:r>
             <w:proofErr w:type="spellEnd"/>
             <w:r>
@@ -1993,7 +2002,7 @@
                 <w:szCs w:val="18"/>
                 <w:lang w:val="en-AU"/>
               </w:rPr>
-              <w:t xml:space="preserve"> Ltd site investigation letter </w:t>
+              <w:t>}}</w:t>
             </w:r>
             <w:r>
               <w:rPr>
@@ -2002,99 +2011,7 @@
                 <w:szCs w:val="18"/>
                 <w:lang w:val="en-AU"/>
               </w:rPr>
-              <w:t>#</w:t>
-            </w:r>
-            <w:r>
-              <w:rPr>
-                <w:b/>
-                <w:bCs/>
-                <w:sz w:val="18"/>
-                <w:szCs w:val="18"/>
-                <w:lang w:val="en-US"/>
-              </w:rPr>
-              <w:t>{{</w:t>
-            </w:r>
-            <w:proofErr w:type="spellStart"/>
-            <w:r>
-              <w:rPr>
-                <w:b/>
-                <w:bCs/>
-                <w:sz w:val="18"/>
-                <w:szCs w:val="18"/>
-                <w:lang w:val="en-US"/>
-              </w:rPr>
-              <w:t>job_number</w:t>
-            </w:r>
-            <w:proofErr w:type="spellEnd"/>
-            <w:r>
-              <w:rPr>
-                <w:b/>
-                <w:bCs/>
-                <w:sz w:val="18"/>
-                <w:szCs w:val="18"/>
-                <w:lang w:val="en-US"/>
-              </w:rPr>
-              <w:t>}}</w:t>
-            </w:r>
-            <w:r>
-              <w:rPr>
-                <w:rFonts w:hint="eastAsia"/>
-                <w:b/>
-                <w:bCs/>
-                <w:sz w:val="18"/>
-                <w:szCs w:val="18"/>
-                <w:lang w:val="en-US"/>
-              </w:rPr>
               <w:t xml:space="preserve"> </w:t>
-            </w:r>
-            <w:r>
-              <w:rPr>
-                <w:rFonts w:hint="eastAsia"/>
-                <w:sz w:val="18"/>
-                <w:szCs w:val="18"/>
-                <w:lang w:val="en-AU"/>
-              </w:rPr>
-              <w:t xml:space="preserve">dated </w:t>
-            </w:r>
-            <w:r>
-              <w:rPr>
-                <w:b/>
-                <w:bCs/>
-                <w:sz w:val="18"/>
-                <w:szCs w:val="18"/>
-                <w:lang w:val="en-US"/>
-              </w:rPr>
-              <w:t>{{</w:t>
-            </w:r>
-            <w:r>
-              <w:rPr>
-                <w:rFonts w:hint="eastAsia"/>
-                <w:b/>
-                <w:bCs/>
-                <w:sz w:val="18"/>
-                <w:szCs w:val="18"/>
-                <w:lang w:val="en-US"/>
-              </w:rPr>
-              <w:t>date</w:t>
-            </w:r>
-            <w:r>
-              <w:rPr>
-                <w:b/>
-                <w:bCs/>
-                <w:sz w:val="18"/>
-                <w:szCs w:val="18"/>
-                <w:lang w:val="en-US"/>
-              </w:rPr>
-              <w:t>}}</w:t>
-            </w:r>
-            <w:r>
-              <w:rPr>
-                <w:rFonts w:hint="eastAsia"/>
-                <w:sz w:val="18"/>
-                <w:szCs w:val="18"/>
-                <w:lang w:val="en-AU"/>
-              </w:rPr>
-              <w:t xml:space="preserve">. </w:t>
             </w:r>
           </w:p>
         </w:tc>
@@ -3365,117 +3282,6 @@
       </w:pPr>
       <w:r>
         <w:rPr>
-          <w:noProof/>
-          <w:sz w:val="18"/>
-          <w:szCs w:val="18"/>
-          <w:lang w:val="en-US"/>
-        </w:rPr>
-        <mc:AlternateContent>
-          <mc:Choice Requires="wps">
-            <w:drawing>
-              <wp:anchor distT="0" distB="0" distL="114300" distR="114300" simplePos="0" relativeHeight="251659264" behindDoc="1" locked="0" layoutInCell="1" allowOverlap="1" wp14:anchorId="5C9272CC" wp14:editId="4204BAB5">
-                <wp:simplePos x="0" y="0"/>
-                <wp:positionH relativeFrom="column">
-                  <wp:posOffset>9525</wp:posOffset>
-                </wp:positionH>
-                <wp:positionV relativeFrom="paragraph">
-                  <wp:posOffset>142240</wp:posOffset>
-                </wp:positionV>
-                <wp:extent cx="5647113" cy="895350"/>
-                <wp:effectExtent l="0" t="0" r="10795" b="19050"/>
-                <wp:wrapNone/>
-                <wp:docPr id="575169894" name="Rectangle 1"/>
-                <wp:cNvGraphicFramePr/>
-                <a:graphic xmlns:a="http://schemas.openxmlformats.org/drawingml/2006/main">
-                  <a:graphicData uri="http://schemas.microsoft.com/office/word/2010/wordprocessingShape">
-                    <wps:wsp>
-                      <wps:cNvSpPr/>
-                      <wps:spPr>
-                        <a:xfrm>
-                          <a:off x="0" y="0"/>
-                          <a:ext cx="5647113" cy="895350"/>
-                        </a:xfrm>
-                        <a:prstGeom prst="rect">
-                          <a:avLst/>
-                        </a:prstGeom>
-                        <a:solidFill>
-                          <a:schemeClr val="bg2"/>
-                        </a:solidFill>
-                        <a:ln>
-                          <a:solidFill>
-                            <a:schemeClr val="bg2"/>
-                          </a:solidFill>
-                        </a:ln>
-                      </wps:spPr>
-                      <wps:style>
-                        <a:lnRef idx="2">
-                          <a:schemeClr val="accent1">
-                            <a:shade val="15000"/>
-                          </a:schemeClr>
-                        </a:lnRef>
-                        <a:fillRef idx="1">
-                          <a:schemeClr val="accent1"/>
-                        </a:fillRef>
-                        <a:effectRef idx="0">
-                          <a:schemeClr val="accent1"/>
-                        </a:effectRef>
-                        <a:fontRef idx="minor">
-                          <a:schemeClr val="lt1"/>
-                        </a:fontRef>
-                      </wps:style>
-                      <wps:txbx>
-                        <w:txbxContent>
-                          <w:p>
-                            <w:pPr>
-                              <w:jc w:val="center"/>
-                            </w:pPr>
-                          </w:p>
-                          <w:p>
-                            <w:pPr>
-                              <w:jc w:val="center"/>
-                            </w:pPr>
-                          </w:p>
-                        </w:txbxContent>
-                      </wps:txbx>
-                      <wps:bodyPr rot="0" spcFirstLastPara="0" vertOverflow="overflow" horzOverflow="overflow" vert="horz" wrap="square" lIns="91440" tIns="45720" rIns="91440" bIns="45720" numCol="1" spcCol="0" rtlCol="0" fromWordArt="0" anchor="ctr" anchorCtr="0" forceAA="0" compatLnSpc="1">
-                        <a:prstTxWarp prst="textNoShape">
-                          <a:avLst/>
-                        </a:prstTxWarp>
-                        <a:noAutofit/>
-                      </wps:bodyPr>
-                    </wps:wsp>
-                  </a:graphicData>
-                </a:graphic>
-                <wp14:sizeRelV relativeFrom="margin">
-                  <wp14:pctHeight>0</wp14:pctHeight>
-                </wp14:sizeRelV>
-              </wp:anchor>
-            </w:drawing>
-          </mc:Choice>
-          <mc:Fallback>
-            <w:pict>
-              <v:rect w14:anchorId="5C9272CC" id="Rectangle 1" o:spid="_x0000_s1026" style="position:absolute;margin-left:.75pt;margin-top:11.2pt;width:444.65pt;height:70.5pt;z-index:-251657216;visibility:visible;mso-wrap-style:square;mso-height-percent:0;mso-wrap-distance-left:9pt;mso-wrap-distance-top:0;mso-wrap-distance-right:9pt;mso-wrap-distance-bottom:0;mso-position-horizontal:absolute;mso-position-horizontal-relative:text;mso-position-vertical:absolute;mso-position-vertical-relative:text;mso-height-percent:0;mso-height-relative:margin;v-text-anchor:middle" o:gfxdata="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" fillcolor="#e7e6e6 [3214]" strokecolor="#e7e6e6 [3214]" strokeweight="1pt">
-                <v:textbox>
-                  <w:txbxContent>
-                    <w:p>
-                      <w:pPr>
-                        <w:jc w:val="center"/>
-                      </w:pPr>
-                    </w:p>
-                    <w:p>
-                      <w:pPr>
-                        <w:jc w:val="center"/>
-                      </w:pPr>
-                    </w:p>
-                  </w:txbxContent>
-                </v:textbox>
-              </v:rect>
-            </w:pict>
-          </mc:Fallback>
-        </mc:AlternateContent>
-      </w:r>
-      <w:r>
-        <w:rPr>
           <w:sz w:val="18"/>
           <w:szCs w:val="18"/>
           <w:lang w:val="en-US"/>
@@ -3485,6 +3291,7 @@
     </w:p>
     <w:p>
       <w:pPr>
+        <w:shd w:val="clear" w:color="auto" w:fill="F2F2F2" w:themeFill="background1" w:themeFillShade="F2"/>
         <w:snapToGrid w:val="0"/>
         <w:rPr>
           <w:b/>
@@ -3525,81 +3332,6 @@
         </w:rPr>
         <w:t>}}</w:t>
       </w:r>
-    </w:p>
-    <w:p>
-      <w:pPr>
-        <w:snapToGrid w:val="0"/>
-        <w:rPr>
-          <w:b/>
-          <w:bCs/>
-          <w:sz w:val="18"/>
-          <w:szCs w:val="18"/>
-          <w:lang w:val="en-US"/>
-        </w:rPr>
-      </w:pPr>
-    </w:p>
-    <w:p>
-      <w:pPr>
-        <w:snapToGrid w:val="0"/>
-        <w:rPr>
-          <w:b/>
-          <w:bCs/>
-          <w:sz w:val="18"/>
-          <w:szCs w:val="18"/>
-          <w:lang w:val="en-US"/>
-        </w:rPr>
-      </w:pPr>
-    </w:p>
-    <w:p>
-      <w:pPr>
-        <w:snapToGrid w:val="0"/>
-        <w:rPr>
-          <w:b/>
-          <w:bCs/>
-          <w:sz w:val="18"/>
-          <w:szCs w:val="18"/>
-          <w:lang w:val="en-US"/>
-        </w:rPr>
-      </w:pPr>
-    </w:p>
-    <w:p>
-      <w:pPr>
-        <w:snapToGrid w:val="0"/>
-        <w:rPr>
-          <w:b/>
-          <w:bCs/>
-          <w:sz w:val="18"/>
-          <w:szCs w:val="18"/>
-          <w:u w:val="single"/>
-          <w:lang w:val="en-US"/>
-        </w:rPr>
-      </w:pPr>
-    </w:p>
-    <w:p>
-      <w:pPr>
-        <w:snapToGrid w:val="0"/>
-        <w:rPr>
-          <w:b/>
-          <w:bCs/>
-          <w:sz w:val="18"/>
-          <w:szCs w:val="18"/>
-          <w:u w:val="single"/>
-          <w:lang w:val="en-US"/>
-        </w:rPr>
-      </w:pPr>
-    </w:p>
-    <w:p>
-      <w:pPr>
-        <w:snapToGrid w:val="0"/>
-        <w:rPr>
-          <w:b/>
-          <w:bCs/>
-          <w:sz w:val="18"/>
-          <w:szCs w:val="18"/>
-          <w:u w:val="single"/>
-          <w:lang w:val="en-US"/>
-        </w:rPr>
-      </w:pPr>
     </w:p>
     <w:p>
       <w:pPr>

--- a/resources/templates/PS1 Producer Statement.docx
+++ b/resources/templates/PS1 Producer Statement.docx
@@ -3960,7 +3960,7 @@
                 <w:sz w:val="16"/>
                 <w:szCs w:val="18"/>
               </w:rPr>
-              <w:t>1</w:t>
+              <w:t xml:space="preserve">{{inspection_subsurface_no}}</w:t>
             </w:r>
           </w:p>
         </w:tc>
@@ -4037,7 +4037,7 @@
                 <w:szCs w:val="18"/>
                 <w:lang w:val="en-US"/>
               </w:rPr>
-              <w:t>2</w:t>
+              <w:t xml:space="preserve">{{inspection_waffle_no}}</w:t>
             </w:r>
           </w:p>
         </w:tc>
@@ -4086,6 +4086,456 @@
                 <w:lang w:val="en-US"/>
               </w:rPr>
               <w:t>Pre-pour inspection.</w:t>
+            </w:r>
+          </w:p>
+        </w:tc>
+      </w:tr>
+      <w:tr>
+        <w:trPr>
+          <w:trHeight w:val="432"/>
+        </w:trPr>
+        <w:tc>
+          <w:tcPr>
+            <w:tcW w:w="625" w:type="dxa"/>
+            <w:shd w:val="clear" w:color="auto" w:fill="E7E6E6" w:themeFill="background2"/>
+          </w:tcPr>
+          <w:p>
+            <w:pPr>
+              <w:jc w:val="center"/>
+              <w:rPr>
+                <w:rFonts w:ascii="Verdana" w:hAnsi="Verdana"/>
+                <w:sz w:val="16"/>
+                <w:szCs w:val="18"/>
+              </w:rPr>
+            </w:pPr>
+            <w:r>
+              <w:rPr>
+                <w:rFonts w:ascii="Verdana" w:hAnsi="Verdana"/>
+                <w:sz w:val="16"/>
+                <w:szCs w:val="18"/>
+              </w:rPr>
+              <w:t xml:space="preserve">{{inspection_floor_diaphragm_no}}</w:t>
+            </w:r>
+          </w:p>
+        </w:tc>
+        <w:tc>
+          <w:tcPr>
+            <w:tcW w:w="3240" w:type="dxa"/>
+          </w:tcPr>
+          <w:p>
+            <w:pPr>
+              <w:rPr>
+                <w:rFonts w:ascii="Verdana" w:hAnsi="Verdana"/>
+                <w:sz w:val="16"/>
+                <w:szCs w:val="18"/>
+              </w:rPr>
+            </w:pPr>
+            <w:r>
+              <w:rPr>
+                <w:rFonts w:ascii="Verdana" w:hAnsi="Verdana"/>
+                <w:sz w:val="16"/>
+                <w:szCs w:val="18"/>
+              </w:rPr>
+              <w:t xml:space="preserve">Floor diaphragm</w:t>
+            </w:r>
+          </w:p>
+        </w:tc>
+        <w:tc>
+          <w:tcPr>
+            <w:tcW w:w="5151" w:type="dxa"/>
+          </w:tcPr>
+          <w:p>
+            <w:pPr>
+              <w:rPr>
+                <w:rFonts w:ascii="Verdana" w:hAnsi="Verdana"/>
+                <w:sz w:val="16"/>
+                <w:szCs w:val="18"/>
+                <w:lang w:val="en-US"/>
+              </w:rPr>
+            </w:pPr>
+            <w:r>
+              <w:rPr>
+                <w:rFonts w:ascii="Verdana" w:hAnsi="Verdana"/>
+                <w:sz w:val="16"/>
+                <w:szCs w:val="18"/>
+                <w:lang w:val="en-US"/>
+              </w:rPr>
+              <w:t xml:space="preserve">After erection and prior to installation of first floor framing.</w:t>
+            </w:r>
+          </w:p>
+        </w:tc>
+      </w:tr>
+      <w:tr>
+        <w:trPr>
+          <w:trHeight w:val="432"/>
+        </w:trPr>
+        <w:tc>
+          <w:tcPr>
+            <w:tcW w:w="625" w:type="dxa"/>
+            <w:shd w:val="clear" w:color="auto" w:fill="E7E6E6" w:themeFill="background2"/>
+          </w:tcPr>
+          <w:p>
+            <w:pPr>
+              <w:jc w:val="center"/>
+              <w:rPr>
+                <w:rFonts w:ascii="Verdana" w:hAnsi="Verdana"/>
+                <w:sz w:val="16"/>
+                <w:szCs w:val="18"/>
+              </w:rPr>
+            </w:pPr>
+            <w:r>
+              <w:rPr>
+                <w:rFonts w:ascii="Verdana" w:hAnsi="Verdana"/>
+                <w:sz w:val="16"/>
+                <w:szCs w:val="18"/>
+              </w:rPr>
+              <w:t xml:space="preserve">{{inspection_mid_floor_joist_no}}</w:t>
+            </w:r>
+          </w:p>
+        </w:tc>
+        <w:tc>
+          <w:tcPr>
+            <w:tcW w:w="3240" w:type="dxa"/>
+          </w:tcPr>
+          <w:p>
+            <w:pPr>
+              <w:rPr>
+                <w:rFonts w:ascii="Verdana" w:hAnsi="Verdana"/>
+                <w:sz w:val="16"/>
+                <w:szCs w:val="18"/>
+              </w:rPr>
+            </w:pPr>
+            <w:r>
+              <w:rPr>
+                <w:rFonts w:ascii="Verdana" w:hAnsi="Verdana"/>
+                <w:sz w:val="16"/>
+                <w:szCs w:val="18"/>
+              </w:rPr>
+              <w:t xml:space="preserve">Mid floor joist and all associated beams and lintels and steelwork.</w:t>
+            </w:r>
+          </w:p>
+        </w:tc>
+        <w:tc>
+          <w:tcPr>
+            <w:tcW w:w="5151" w:type="dxa"/>
+          </w:tcPr>
+          <w:p>
+            <w:pPr>
+              <w:rPr>
+                <w:rFonts w:ascii="Verdana" w:hAnsi="Verdana"/>
+                <w:sz w:val="16"/>
+                <w:szCs w:val="18"/>
+                <w:lang w:val="en-US"/>
+              </w:rPr>
+            </w:pPr>
+            <w:r>
+              <w:rPr>
+                <w:rFonts w:ascii="Verdana" w:hAnsi="Verdana"/>
+                <w:sz w:val="16"/>
+                <w:szCs w:val="18"/>
+                <w:lang w:val="en-US"/>
+              </w:rPr>
+              <w:t xml:space="preserve">Pre roof inspection. After erection and prior to lining/insulation/cladding.</w:t>
+            </w:r>
+          </w:p>
+        </w:tc>
+      </w:tr>
+      <w:tr>
+        <w:trPr>
+          <w:trHeight w:val="432"/>
+        </w:trPr>
+        <w:tc>
+          <w:tcPr>
+            <w:tcW w:w="625" w:type="dxa"/>
+            <w:shd w:val="clear" w:color="auto" w:fill="E7E6E6" w:themeFill="background2"/>
+          </w:tcPr>
+          <w:p>
+            <w:pPr>
+              <w:jc w:val="center"/>
+              <w:rPr>
+                <w:rFonts w:ascii="Verdana" w:hAnsi="Verdana"/>
+                <w:sz w:val="16"/>
+                <w:szCs w:val="18"/>
+              </w:rPr>
+            </w:pPr>
+            <w:r>
+              <w:rPr>
+                <w:rFonts w:ascii="Verdana" w:hAnsi="Verdana"/>
+                <w:sz w:val="16"/>
+                <w:szCs w:val="18"/>
+              </w:rPr>
+              <w:t xml:space="preserve">{{inspection_hold_down_brackets_no}}</w:t>
+            </w:r>
+          </w:p>
+        </w:tc>
+        <w:tc>
+          <w:tcPr>
+            <w:tcW w:w="3240" w:type="dxa"/>
+          </w:tcPr>
+          <w:p>
+            <w:pPr>
+              <w:rPr>
+                <w:rFonts w:ascii="Verdana" w:hAnsi="Verdana"/>
+                <w:sz w:val="16"/>
+                <w:szCs w:val="18"/>
+              </w:rPr>
+            </w:pPr>
+            <w:r>
+              <w:rPr>
+                <w:rFonts w:ascii="Verdana" w:hAnsi="Verdana"/>
+                <w:sz w:val="16"/>
+                <w:szCs w:val="18"/>
+              </w:rPr>
+              <w:t xml:space="preserve">Hold down brackets and bracing wall length to wall sheet bracing.</w:t>
+            </w:r>
+          </w:p>
+        </w:tc>
+        <w:tc>
+          <w:tcPr>
+            <w:tcW w:w="5151" w:type="dxa"/>
+          </w:tcPr>
+          <w:p>
+            <w:pPr>
+              <w:rPr>
+                <w:rFonts w:ascii="Verdana" w:hAnsi="Verdana"/>
+                <w:sz w:val="16"/>
+                <w:szCs w:val="18"/>
+                <w:lang w:val="en-US"/>
+              </w:rPr>
+            </w:pPr>
+            <w:r>
+              <w:rPr>
+                <w:rFonts w:ascii="Verdana" w:hAnsi="Verdana"/>
+                <w:sz w:val="16"/>
+                <w:szCs w:val="18"/>
+                <w:lang w:val="en-US"/>
+              </w:rPr>
+              <w:t xml:space="preserve">Pre-line inspection. After erection and prior to lining/insulation/cladding.</w:t>
+            </w:r>
+          </w:p>
+        </w:tc>
+      </w:tr>
+      <w:tr>
+        <w:trPr>
+          <w:trHeight w:val="432"/>
+        </w:trPr>
+        <w:tc>
+          <w:tcPr>
+            <w:tcW w:w="625" w:type="dxa"/>
+            <w:shd w:val="clear" w:color="auto" w:fill="E7E6E6" w:themeFill="background2"/>
+          </w:tcPr>
+          <w:p>
+            <w:pPr>
+              <w:jc w:val="center"/>
+              <w:rPr>
+                <w:rFonts w:ascii="Verdana" w:hAnsi="Verdana"/>
+                <w:sz w:val="16"/>
+                <w:szCs w:val="18"/>
+              </w:rPr>
+            </w:pPr>
+            <w:r>
+              <w:rPr>
+                <w:rFonts w:ascii="Verdana" w:hAnsi="Verdana"/>
+                <w:sz w:val="16"/>
+                <w:szCs w:val="18"/>
+              </w:rPr>
+              <w:t xml:space="preserve">{{inspection_ceiling_roof_strap_no}}</w:t>
+            </w:r>
+          </w:p>
+        </w:tc>
+        <w:tc>
+          <w:tcPr>
+            <w:tcW w:w="3240" w:type="dxa"/>
+          </w:tcPr>
+          <w:p>
+            <w:pPr>
+              <w:rPr>
+                <w:rFonts w:ascii="Verdana" w:hAnsi="Verdana"/>
+                <w:sz w:val="16"/>
+                <w:szCs w:val="18"/>
+              </w:rPr>
+            </w:pPr>
+            <w:r>
+              <w:rPr>
+                <w:rFonts w:ascii="Verdana" w:hAnsi="Verdana"/>
+                <w:sz w:val="16"/>
+                <w:szCs w:val="18"/>
+              </w:rPr>
+              <w:t xml:space="preserve">Ceiling/roof strap braces</w:t>
+            </w:r>
+          </w:p>
+        </w:tc>
+        <w:tc>
+          <w:tcPr>
+            <w:tcW w:w="5151" w:type="dxa"/>
+          </w:tcPr>
+          <w:p>
+            <w:pPr>
+              <w:rPr>
+                <w:rFonts w:ascii="Verdana" w:hAnsi="Verdana"/>
+                <w:sz w:val="16"/>
+                <w:szCs w:val="18"/>
+                <w:lang w:val="en-US"/>
+              </w:rPr>
+            </w:pPr>
+            <w:r>
+              <w:rPr>
+                <w:rFonts w:ascii="Verdana" w:hAnsi="Verdana"/>
+                <w:sz w:val="16"/>
+                <w:szCs w:val="18"/>
+                <w:lang w:val="en-US"/>
+              </w:rPr>
+              <w:t xml:space="preserve">Pre-line inspection. After erection and prior to lining/insulation/cladding.</w:t>
+            </w:r>
+          </w:p>
+        </w:tc>
+      </w:tr>
+      <w:tr>
+        <w:trPr>
+          <w:trHeight w:val="432"/>
+        </w:trPr>
+        <w:tc>
+          <w:tcPr>
+            <w:tcW w:w="625" w:type="dxa"/>
+            <w:shd w:val="clear" w:color="auto" w:fill="E7E6E6" w:themeFill="background2"/>
+          </w:tcPr>
+          <w:p>
+            <w:pPr>
+              <w:jc w:val="center"/>
+              <w:rPr>
+                <w:rFonts w:ascii="Verdana" w:hAnsi="Verdana"/>
+                <w:sz w:val="16"/>
+                <w:szCs w:val="18"/>
+              </w:rPr>
+            </w:pPr>
+            <w:r>
+              <w:rPr>
+                <w:rFonts w:ascii="Verdana" w:hAnsi="Verdana"/>
+                <w:sz w:val="16"/>
+                <w:szCs w:val="18"/>
+              </w:rPr>
+              <w:t xml:space="preserve">{{inspection_wall_lining_no}}</w:t>
+            </w:r>
+          </w:p>
+        </w:tc>
+        <w:tc>
+          <w:tcPr>
+            <w:tcW w:w="3240" w:type="dxa"/>
+          </w:tcPr>
+          <w:p>
+            <w:pPr>
+              <w:rPr>
+                <w:rFonts w:ascii="Verdana" w:hAnsi="Verdana"/>
+                <w:sz w:val="16"/>
+                <w:szCs w:val="18"/>
+              </w:rPr>
+            </w:pPr>
+            <w:r>
+              <w:rPr>
+                <w:rFonts w:ascii="Verdana" w:hAnsi="Verdana"/>
+                <w:sz w:val="16"/>
+                <w:szCs w:val="18"/>
+              </w:rPr>
+              <w:t xml:space="preserve">Wall lining and associated fixing schedule.</w:t>
+            </w:r>
+          </w:p>
+        </w:tc>
+        <w:tc>
+          <w:tcPr>
+            <w:tcW w:w="5151" w:type="dxa"/>
+          </w:tcPr>
+          <w:p>
+            <w:pPr>
+              <w:rPr>
+                <w:rFonts w:ascii="Verdana" w:hAnsi="Verdana"/>
+                <w:sz w:val="16"/>
+                <w:szCs w:val="18"/>
+                <w:lang w:val="en-US"/>
+              </w:rPr>
+            </w:pPr>
+            <w:r>
+              <w:rPr>
+                <w:rFonts w:ascii="Verdana" w:hAnsi="Verdana"/>
+                <w:sz w:val="16"/>
+                <w:szCs w:val="18"/>
+                <w:lang w:val="en-US"/>
+              </w:rPr>
+              <w:t xml:space="preserve">Post line inspection. After lining and prior to stop</w:t>
+            </w:r>
+          </w:p>
+        </w:tc>
+      </w:tr>
+      <w:tr>
+        <w:trPr>
+          <w:trHeight w:val="432"/>
+        </w:trPr>
+        <w:tc>
+          <w:tcPr>
+            <w:tcW w:w="625" w:type="dxa"/>
+            <w:shd w:val="clear" w:color="auto" w:fill="E7E6E6" w:themeFill="background2"/>
+          </w:tcPr>
+          <w:p>
+            <w:pPr>
+              <w:jc w:val="center"/>
+              <w:rPr>
+                <w:rFonts w:ascii="Verdana" w:hAnsi="Verdana"/>
+                <w:sz w:val="16"/>
+                <w:szCs w:val="18"/>
+              </w:rPr>
+            </w:pPr>
+            <w:r>
+              <w:rPr>
+                <w:rFonts w:ascii="Verdana" w:hAnsi="Verdana"/>
+                <w:sz w:val="16"/>
+                <w:szCs w:val="18"/>
+              </w:rPr>
+              <w:t xml:space="preserve">{{inspection_other_no}}</w:t>
+            </w:r>
+          </w:p>
+        </w:tc>
+        <w:tc>
+          <w:tcPr>
+            <w:tcW w:w="3240" w:type="dxa"/>
+          </w:tcPr>
+          <w:p>
+            <w:pPr>
+              <w:rPr>
+                <w:rFonts w:ascii="Verdana" w:hAnsi="Verdana"/>
+                <w:sz w:val="16"/>
+                <w:szCs w:val="18"/>
+              </w:rPr>
+            </w:pPr>
+            <w:r>
+              <w:rPr>
+                <w:rFonts w:ascii="Verdana" w:hAnsi="Verdana"/>
+                <w:sz w:val="16"/>
+                <w:szCs w:val="18"/>
+              </w:rPr>
+              <w:t xml:space="preserve">{{inspection_other_description}}</w:t>
+            </w:r>
+          </w:p>
+        </w:tc>
+        <w:tc>
+          <w:tcPr>
+            <w:tcW w:w="5151" w:type="dxa"/>
+          </w:tcPr>
+          <w:p>
+            <w:pPr>
+              <w:rPr>
+                <w:rFonts w:ascii="Verdana" w:hAnsi="Verdana"/>
+                <w:sz w:val="16"/>
+                <w:szCs w:val="18"/>
+                <w:lang w:val="en-US"/>
+              </w:rPr>
+            </w:pPr>
+            <w:r>
+              <w:rPr>
+                <w:rFonts w:ascii="Verdana" w:hAnsi="Verdana"/>
+                <w:sz w:val="16"/>
+                <w:szCs w:val="18"/>
+                <w:lang w:val="en-US"/>
+              </w:rPr>
+              <w:t xml:space="preserve">{{inspection_other_time_frame}}</w:t>
             </w:r>
           </w:p>
         </w:tc>
